--- a/docs/nusuk-guide.docx
+++ b/docs/nusuk-guide.docx
@@ -81,7 +81,7 @@
           <w:szCs w:val="22"/>
           <w:rtl/>
         </w:rPr>
-        <w:t xml:space="preserve">النسخة V4.9</w:t>
+        <w:t xml:space="preserve">النسخة V5.2</w:t>
       </w:r>
     </w:p>
     <w:p>
@@ -1700,7 +1700,7 @@
                 <w:szCs w:val="20"/>
                 <w:rtl/>
               </w:rPr>
-              <w:t xml:space="preserve">سلامة خط الإنتاج · توزيع الفرق وإسناد النقاط · عُهدة الأجهزة</w:t>
+              <w:t xml:space="preserve">سلامة خط الإنتاج · توزيع الفرق والإسناد · إشعار الشركات · العُهدة</w:t>
             </w:r>
           </w:p>
         </w:tc>
@@ -2710,6 +2710,190 @@
           </w:p>
         </w:tc>
       </w:tr>
+      <w:tr>
+        <w:tc>
+          <w:tcPr>
+            <w:tcW w:type="dxa" w:w="1560"/>
+            <w:tcMar>
+              <w:top w:type="dxa" w:w="70"/>
+              <w:left w:type="dxa" w:w="90"/>
+              <w:bottom w:type="dxa" w:w="70"/>
+              <w:right w:type="dxa" w:w="90"/>
+            </w:tcMar>
+          </w:tcPr>
+          <w:p>
+            <w:pPr>
+              <w:bidi/>
+              <w:spacing w:after="0" w:line="300"/>
+              <w:jc w:val="right"/>
+            </w:pPr>
+            <w:r>
+              <w:rPr>
+                <w:rFonts w:ascii="Arial" w:cs="Arial" w:eastAsia="Arial" w:hAnsi="Arial"/>
+                <w:b w:val="false"/>
+                <w:bCs w:val="false"/>
+                <w:color w:val="5A5A5A"/>
+                <w:sz w:val="20"/>
+                <w:szCs w:val="20"/>
+                <w:rtl/>
+              </w:rPr>
+              <w:t xml:space="preserve">ملف الواجهات</w:t>
+            </w:r>
+          </w:p>
+        </w:tc>
+        <w:tc>
+          <w:tcPr>
+            <w:tcW w:type="dxa" w:w="4260"/>
+            <w:tcMar>
+              <w:top w:type="dxa" w:w="70"/>
+              <w:left w:type="dxa" w:w="90"/>
+              <w:bottom w:type="dxa" w:w="70"/>
+              <w:right w:type="dxa" w:w="90"/>
+            </w:tcMar>
+          </w:tcPr>
+          <w:p>
+            <w:pPr>
+              <w:bidi/>
+              <w:spacing w:after="0" w:line="300"/>
+              <w:jc w:val="right"/>
+            </w:pPr>
+            <w:r>
+              <w:rPr>
+                <w:rFonts w:ascii="Arial" w:cs="Arial" w:eastAsia="Arial" w:hAnsi="Arial"/>
+                <w:b w:val="false"/>
+                <w:bCs w:val="false"/>
+                <w:color w:val="5A5A5A"/>
+                <w:sz w:val="20"/>
+                <w:szCs w:val="20"/>
+                <w:rtl/>
+              </w:rPr>
+              <w:t xml:space="preserve">بنية النظام وحقوله — يُبنى داخل التطبيق ويعمل بلا إنترنت</w:t>
+            </w:r>
+          </w:p>
+        </w:tc>
+        <w:tc>
+          <w:tcPr>
+            <w:tcW w:type="dxa" w:w="2580"/>
+            <w:tcMar>
+              <w:top w:type="dxa" w:w="70"/>
+              <w:left w:type="dxa" w:w="90"/>
+              <w:bottom w:type="dxa" w:w="70"/>
+              <w:right w:type="dxa" w:w="90"/>
+            </w:tcMar>
+          </w:tcPr>
+          <w:p>
+            <w:pPr>
+              <w:bidi/>
+              <w:spacing w:after="0" w:line="300"/>
+              <w:jc w:val="right"/>
+            </w:pPr>
+            <w:r>
+              <w:rPr>
+                <w:rFonts w:ascii="Arial" w:cs="Arial" w:eastAsia="Arial" w:hAnsi="Arial"/>
+                <w:b w:val="false"/>
+                <w:bCs w:val="false"/>
+                <w:color w:val="5A5A5A"/>
+                <w:sz w:val="20"/>
+                <w:szCs w:val="20"/>
+                <w:rtl/>
+              </w:rPr>
+              <w:t xml:space="preserve">المطوّرين</w:t>
+            </w:r>
+          </w:p>
+        </w:tc>
+      </w:tr>
+      <w:tr>
+        <w:tc>
+          <w:tcPr>
+            <w:tcW w:type="dxa" w:w="1560"/>
+            <w:tcMar>
+              <w:top w:type="dxa" w:w="70"/>
+              <w:left w:type="dxa" w:w="90"/>
+              <w:bottom w:type="dxa" w:w="70"/>
+              <w:right w:type="dxa" w:w="90"/>
+            </w:tcMar>
+          </w:tcPr>
+          <w:p>
+            <w:pPr>
+              <w:bidi/>
+              <w:spacing w:after="0" w:line="300"/>
+              <w:jc w:val="right"/>
+            </w:pPr>
+            <w:r>
+              <w:rPr>
+                <w:rFonts w:ascii="Arial" w:cs="Arial" w:eastAsia="Arial" w:hAnsi="Arial"/>
+                <w:b w:val="false"/>
+                <w:bCs w:val="false"/>
+                <w:color w:val="5A5A5A"/>
+                <w:sz w:val="20"/>
+                <w:szCs w:val="20"/>
+                <w:rtl/>
+              </w:rPr>
+              <w:t xml:space="preserve">دليل النظام Word</w:t>
+            </w:r>
+          </w:p>
+        </w:tc>
+        <w:tc>
+          <w:tcPr>
+            <w:tcW w:type="dxa" w:w="4260"/>
+            <w:tcMar>
+              <w:top w:type="dxa" w:w="70"/>
+              <w:left w:type="dxa" w:w="90"/>
+              <w:bottom w:type="dxa" w:w="70"/>
+              <w:right w:type="dxa" w:w="90"/>
+            </w:tcMar>
+          </w:tcPr>
+          <w:p>
+            <w:pPr>
+              <w:bidi/>
+              <w:spacing w:after="0" w:line="300"/>
+              <w:jc w:val="right"/>
+            </w:pPr>
+            <w:r>
+              <w:rPr>
+                <w:rFonts w:ascii="Arial" w:cs="Arial" w:eastAsia="Arial" w:hAnsi="Arial"/>
+                <w:b w:val="false"/>
+                <w:bCs w:val="false"/>
+                <w:color w:val="5A5A5A"/>
+                <w:sz w:val="20"/>
+                <w:szCs w:val="20"/>
+                <w:rtl/>
+              </w:rPr>
+              <w:t xml:space="preserve">ثلاث نسخ: للمهندس وللفني وللوزارة — كل نسخة بما يخصّها</w:t>
+            </w:r>
+          </w:p>
+        </w:tc>
+        <w:tc>
+          <w:tcPr>
+            <w:tcW w:type="dxa" w:w="2580"/>
+            <w:tcMar>
+              <w:top w:type="dxa" w:w="70"/>
+              <w:left w:type="dxa" w:w="90"/>
+              <w:bottom w:type="dxa" w:w="70"/>
+              <w:right w:type="dxa" w:w="90"/>
+            </w:tcMar>
+          </w:tcPr>
+          <w:p>
+            <w:pPr>
+              <w:bidi/>
+              <w:spacing w:after="0" w:line="300"/>
+              <w:jc w:val="right"/>
+            </w:pPr>
+            <w:r>
+              <w:rPr>
+                <w:rFonts w:ascii="Arial" w:cs="Arial" w:eastAsia="Arial" w:hAnsi="Arial"/>
+                <w:b w:val="false"/>
+                <w:bCs w:val="false"/>
+                <w:color w:val="5A5A5A"/>
+                <w:sz w:val="20"/>
+                <w:szCs w:val="20"/>
+                <w:rtl/>
+              </w:rPr>
+              <w:t xml:space="preserve">الجميع</w:t>
+            </w:r>
+          </w:p>
+        </w:tc>
+      </w:tr>
     </w:tbl>
     <w:p>
       <w:pPr>
@@ -2749,7 +2933,171 @@
           <w:szCs w:val="30"/>
           <w:rtl/>
         </w:rPr>
-        <w:t xml:space="preserve">٧ · أسئلة متكررة</w:t>
+        <w:t xml:space="preserve">٧ · التواصل والإشعارات</w:t>
+      </w:r>
+    </w:p>
+    <w:p>
+      <w:pPr>
+        <w:pStyle w:val="Heading2"/>
+        <w:bidi/>
+        <w:spacing w:after="130" w:before="260"/>
+        <w:jc w:val="right"/>
+      </w:pPr>
+      <w:r>
+        <w:rPr>
+          <w:rFonts w:ascii="Arial" w:cs="Arial" w:eastAsia="Arial" w:hAnsi="Arial"/>
+          <w:b/>
+          <w:bCs/>
+          <w:color w:val="1A1A1A"/>
+          <w:sz w:val="25"/>
+          <w:szCs w:val="25"/>
+          <w:rtl/>
+        </w:rPr>
+        <w:t xml:space="preserve">بلّغ المكتب من داخل النقطة</w:t>
+      </w:r>
+    </w:p>
+    <w:p>
+      <w:pPr>
+        <w:bidi/>
+        <w:spacing w:after="120" w:before="0" w:line="340"/>
+        <w:jc w:val="right"/>
+      </w:pPr>
+      <w:r>
+        <w:rPr>
+          <w:rFonts w:ascii="Arial" w:cs="Arial" w:eastAsia="Arial" w:hAnsi="Arial"/>
+          <w:b w:val="false"/>
+          <w:bCs w:val="false"/>
+          <w:i w:val="false"/>
+          <w:iCs w:val="false"/>
+          <w:color w:val="1A1A1A"/>
+          <w:sz w:val="22"/>
+          <w:szCs w:val="22"/>
+          <w:rtl/>
+        </w:rPr>
+        <w:t xml:space="preserve">زر «بلّغ» في نموذجي المسح والتركيب يرسل رسالة منظّمة تحمل رقم الشاخص والمربع والمشعر ومعرّف الموقع والشركة وحالة التركيب والفني المسند ورابط خريطة بالإحداثيات — فلا يضيع سياق البلاغ ولا يُسأل الفني «أي مخيم». تُرسل واتساب لرقم المكتب مباشرة أو لجروب الفريق، وتُسجَّل في سجل الأحداث فتصل الإدارة حتى لو لم يُفتح واتساب.</w:t>
+      </w:r>
+    </w:p>
+    <w:p>
+      <w:pPr>
+        <w:pStyle w:val="Heading2"/>
+        <w:bidi/>
+        <w:spacing w:after="130" w:before="260"/>
+        <w:jc w:val="right"/>
+      </w:pPr>
+      <w:r>
+        <w:rPr>
+          <w:rFonts w:ascii="Arial" w:cs="Arial" w:eastAsia="Arial" w:hAnsi="Arial"/>
+          <w:b/>
+          <w:bCs/>
+          <w:color w:val="1A1A1A"/>
+          <w:sz w:val="25"/>
+          <w:szCs w:val="25"/>
+          <w:rtl/>
+        </w:rPr>
+        <w:t xml:space="preserve">إشعار الشركات بمواعيد التركيب</w:t>
+      </w:r>
+    </w:p>
+    <w:p>
+      <w:pPr>
+        <w:bidi/>
+        <w:spacing w:after="120" w:before="0" w:line="340"/>
+        <w:jc w:val="right"/>
+      </w:pPr>
+      <w:r>
+        <w:rPr>
+          <w:rFonts w:ascii="Arial" w:cs="Arial" w:eastAsia="Arial" w:hAnsi="Arial"/>
+          <w:b w:val="false"/>
+          <w:bCs w:val="false"/>
+          <w:i w:val="false"/>
+          <w:iCs w:val="false"/>
+          <w:color w:val="1A1A1A"/>
+          <w:sz w:val="22"/>
+          <w:szCs w:val="22"/>
+          <w:rtl/>
+        </w:rPr>
+        <w:t xml:space="preserve">يجمع النظام مواقع كل شركة المجدولة مع موعد كلٍّ منها، ويرسل رسالة رسمية جاهزة تسردها مرتبة بالموعد الأقرب وتطلب تسهيل دخول الفريق وتوفير الكهرباء. أرقام الشركات تُستورد مرة واحدة من ملف إكسل.</w:t>
+      </w:r>
+    </w:p>
+    <w:p>
+      <w:pPr>
+        <w:pStyle w:val="Heading2"/>
+        <w:bidi/>
+        <w:spacing w:after="130" w:before="260"/>
+        <w:jc w:val="right"/>
+      </w:pPr>
+      <w:r>
+        <w:rPr>
+          <w:rFonts w:ascii="Arial" w:cs="Arial" w:eastAsia="Arial" w:hAnsi="Arial"/>
+          <w:b/>
+          <w:bCs/>
+          <w:color w:val="1A1A1A"/>
+          <w:sz w:val="25"/>
+          <w:szCs w:val="25"/>
+          <w:rtl/>
+        </w:rPr>
+        <w:t xml:space="preserve">جرس ما يخصّك</w:t>
+      </w:r>
+    </w:p>
+    <w:p>
+      <w:pPr>
+        <w:bidi/>
+        <w:spacing w:after="120" w:before="0" w:line="340"/>
+        <w:jc w:val="right"/>
+      </w:pPr>
+      <w:r>
+        <w:rPr>
+          <w:rFonts w:ascii="Arial" w:cs="Arial" w:eastAsia="Arial" w:hAnsi="Arial"/>
+          <w:b w:val="false"/>
+          <w:bCs w:val="false"/>
+          <w:i w:val="false"/>
+          <w:iCs w:val="false"/>
+          <w:color w:val="1A1A1A"/>
+          <w:sz w:val="22"/>
+          <w:szCs w:val="22"/>
+          <w:rtl/>
+        </w:rPr>
+        <w:t xml:space="preserve">لكل مستخدم جرس بعدّاد يعرض ما يخصّه هو فقط: الفني يرى ما أُسند إليه وما أُرجع من تدقيقه، والمهندس يرى البلاغات والمتعذّر والمقترحات التي تحتاج قرارًا، والوزارة لا تُزعج إطلاقًا. ولا يُنبَّه أحد على فعل نفسه، ولا توجد تنبيهات منبثقة تقاطع العمل.</w:t>
+      </w:r>
+    </w:p>
+    <w:p>
+      <w:pPr>
+        <w:bidi/>
+        <w:spacing w:after="160" w:before="0" w:line="340"/>
+        <w:jc w:val="right"/>
+      </w:pPr>
+      <w:r>
+        <w:rPr>
+          <w:rFonts w:ascii="Arial" w:cs="Arial" w:eastAsia="Arial" w:hAnsi="Arial"/>
+          <w:b w:val="false"/>
+          <w:bCs w:val="false"/>
+          <w:i w:val="false"/>
+          <w:iCs w:val="false"/>
+          <w:color w:val="1A1A1A"/>
+          <w:sz w:val="22"/>
+          <w:szCs w:val="22"/>
+          <w:rtl/>
+        </w:rPr>
+        <w:t xml:space="preserve"/>
+      </w:r>
+    </w:p>
+    <w:p>
+      <w:pPr>
+        <w:pStyle w:val="Heading1"/>
+        <w:bidi/>
+        <w:spacing w:after="130" w:before="320"/>
+        <w:jc w:val="right"/>
+      </w:pPr>
+      <w:r>
+        <w:rPr>
+          <w:rFonts w:ascii="Arial" w:cs="Arial" w:eastAsia="Arial" w:hAnsi="Arial"/>
+          <w:b/>
+          <w:bCs/>
+          <w:color w:val="A87F2E"/>
+          <w:sz w:val="30"/>
+          <w:szCs w:val="30"/>
+          <w:rtl/>
+        </w:rPr>
+        <w:t xml:space="preserve">٨ · أسئلة متكررة</w:t>
       </w:r>
     </w:p>
     <w:p>

--- a/docs/nusuk-guide.docx
+++ b/docs/nusuk-guide.docx
@@ -81,7 +81,7 @@
           <w:szCs w:val="22"/>
           <w:rtl/>
         </w:rPr>
-        <w:t xml:space="preserve">النسخة V5.2</w:t>
+        <w:t xml:space="preserve">النسخة V5.3</w:t>
       </w:r>
     </w:p>
     <w:p>

--- a/docs/nusuk-guide.docx
+++ b/docs/nusuk-guide.docx
@@ -81,7 +81,7 @@
           <w:szCs w:val="22"/>
           <w:rtl/>
         </w:rPr>
-        <w:t xml:space="preserve">النسخة V5.3</w:t>
+        <w:t xml:space="preserve">النسخة V5.4</w:t>
       </w:r>
     </w:p>
     <w:p>

--- a/docs/nusuk-guide.docx
+++ b/docs/nusuk-guide.docx
@@ -17,7 +17,7 @@
           <w:szCs w:val="46"/>
           <w:rtl/>
         </w:rPr>
-        <w:t xml:space="preserve">نظام قارئات نُسُك ١٤٤٨هـ</w:t>
+        <w:t xml:space="preserve">متابعة مشروع قارئات نُسُك ١٤٤٨هـ</w:t>
       </w:r>
     </w:p>
     <w:p>
@@ -81,7 +81,7 @@
           <w:szCs w:val="22"/>
           <w:rtl/>
         </w:rPr>
-        <w:t xml:space="preserve">النسخة V5.4</w:t>
+        <w:t xml:space="preserve">النسخة V5.5</w:t>
       </w:r>
     </w:p>
     <w:p>

--- a/docs/nusuk-guide.docx
+++ b/docs/nusuk-guide.docx
@@ -81,7 +81,7 @@
           <w:szCs w:val="22"/>
           <w:rtl/>
         </w:rPr>
-        <w:t xml:space="preserve">النسخة V5.5</w:t>
+        <w:t xml:space="preserve">النسخة V5.6</w:t>
       </w:r>
     </w:p>
     <w:p>

--- a/docs/nusuk-guide.docx
+++ b/docs/nusuk-guide.docx
@@ -81,7 +81,7 @@
           <w:szCs w:val="22"/>
           <w:rtl/>
         </w:rPr>
-        <w:t xml:space="preserve">النسخة V5.6</w:t>
+        <w:t xml:space="preserve">النسخة V5.7</w:t>
       </w:r>
     </w:p>
     <w:p>

--- a/docs/nusuk-guide.docx
+++ b/docs/nusuk-guide.docx
@@ -81,7 +81,7 @@
           <w:szCs w:val="22"/>
           <w:rtl/>
         </w:rPr>
-        <w:t xml:space="preserve">النسخة V5.7</w:t>
+        <w:t xml:space="preserve">النسخة V5.8</w:t>
       </w:r>
     </w:p>
     <w:p>

--- a/docs/nusuk-guide.docx
+++ b/docs/nusuk-guide.docx
@@ -81,7 +81,7 @@
           <w:szCs w:val="22"/>
           <w:rtl/>
         </w:rPr>
-        <w:t xml:space="preserve">النسخة V5.8</w:t>
+        <w:t xml:space="preserve">النسخة V5.9</w:t>
       </w:r>
     </w:p>
     <w:p>

--- a/docs/nusuk-guide.docx
+++ b/docs/nusuk-guide.docx
@@ -81,7 +81,7 @@
           <w:szCs w:val="22"/>
           <w:rtl/>
         </w:rPr>
-        <w:t xml:space="preserve">النسخة V5.9</w:t>
+        <w:t xml:space="preserve">النسخة V6.0</w:t>
       </w:r>
     </w:p>
     <w:p>

--- a/docs/nusuk-guide.docx
+++ b/docs/nusuk-guide.docx
@@ -81,7 +81,7 @@
           <w:szCs w:val="22"/>
           <w:rtl/>
         </w:rPr>
-        <w:t xml:space="preserve">النسخة V6.0</w:t>
+        <w:t xml:space="preserve">النسخة V6.1</w:t>
       </w:r>
     </w:p>
     <w:p>

--- a/docs/nusuk-guide.docx
+++ b/docs/nusuk-guide.docx
@@ -17,7 +17,7 @@
           <w:szCs w:val="46"/>
           <w:rtl/>
         </w:rPr>
-        <w:t xml:space="preserve">متابعة مشروع قارئات نُسُك ١٤٤٨هـ</w:t>
+        <w:t xml:space="preserve">متابعة المشروع ١٤٤٨هـ</w:t>
       </w:r>
     </w:p>
     <w:p>
@@ -65,7 +65,7 @@
           <w:szCs w:val="22"/>
           <w:rtl/>
         </w:rPr>
-        <w:t xml:space="preserve">أفاقي — إدارة مشروع تركيب قارئات نُسُك</w:t>
+        <w:t xml:space="preserve">أفاقي — إدارة متابعة المشروع</w:t>
       </w:r>
     </w:p>
     <w:p>
@@ -81,7 +81,7 @@
           <w:szCs w:val="22"/>
           <w:rtl/>
         </w:rPr>
-        <w:t xml:space="preserve">النسخة V6.1</w:t>
+        <w:t xml:space="preserve">النسخة V6.2</w:t>
       </w:r>
     </w:p>
     <w:p>
@@ -142,7 +142,7 @@
           <w:szCs w:val="22"/>
           <w:rtl/>
         </w:rPr>
-        <w:t xml:space="preserve">نظام واحد يتابع تركيب قارئات نُسُك في المشاعر المقدسة، من لحظة وقوف المشرف أمام المخيم حتى اعتماد المهندس لسيريال الجهاز المركّب. يعمل على الموبايل كتطبيق، ويعمل بلا إنترنت ثم يزامن نفسه تلقائيًا أول ما تعود الشبكة.</w:t>
+        <w:t xml:space="preserve">نظام واحد يتابع تركيب متابعة المشروع في المشاعر المقدسة، من لحظة وقوف المشرف أمام المخيم حتى اعتماد المهندس لسيريال الجهاز المركّب. يعمل على الموبايل كتطبيق، ويعمل بلا إنترنت ثم يزامن نفسه تلقائيًا أول ما تعود الشبكة.</w:t>
       </w:r>
     </w:p>
     <w:p>

--- a/docs/nusuk-guide.docx
+++ b/docs/nusuk-guide.docx
@@ -81,7 +81,7 @@
           <w:szCs w:val="22"/>
           <w:rtl/>
         </w:rPr>
-        <w:t xml:space="preserve">النسخة V6.2</w:t>
+        <w:t xml:space="preserve">النسخة V6.3</w:t>
       </w:r>
     </w:p>
     <w:p>

--- a/docs/nusuk-guide.docx
+++ b/docs/nusuk-guide.docx
@@ -81,7 +81,7 @@
           <w:szCs w:val="22"/>
           <w:rtl/>
         </w:rPr>
-        <w:t xml:space="preserve">النسخة V6.3</w:t>
+        <w:t xml:space="preserve">النسخة V6.4</w:t>
       </w:r>
     </w:p>
     <w:p>

--- a/docs/nusuk-guide.docx
+++ b/docs/nusuk-guide.docx
@@ -81,7 +81,7 @@
           <w:szCs w:val="22"/>
           <w:rtl/>
         </w:rPr>
-        <w:t xml:space="preserve">النسخة V6.4</w:t>
+        <w:t xml:space="preserve">النسخة V6.5</w:t>
       </w:r>
     </w:p>
     <w:p>

--- a/docs/nusuk-guide.docx
+++ b/docs/nusuk-guide.docx
@@ -81,7 +81,7 @@
           <w:szCs w:val="22"/>
           <w:rtl/>
         </w:rPr>
-        <w:t xml:space="preserve">النسخة V6.5</w:t>
+        <w:t xml:space="preserve">النسخة V6.6</w:t>
       </w:r>
     </w:p>
     <w:p>

--- a/docs/nusuk-guide.docx
+++ b/docs/nusuk-guide.docx
@@ -81,7 +81,7 @@
           <w:szCs w:val="22"/>
           <w:rtl/>
         </w:rPr>
-        <w:t xml:space="preserve">النسخة V6.6</w:t>
+        <w:t xml:space="preserve">النسخة V6.7</w:t>
       </w:r>
     </w:p>
     <w:p>

--- a/docs/nusuk-guide.docx
+++ b/docs/nusuk-guide.docx
@@ -81,7 +81,7 @@
           <w:szCs w:val="22"/>
           <w:rtl/>
         </w:rPr>
-        <w:t xml:space="preserve">النسخة V6.7</w:t>
+        <w:t xml:space="preserve">النسخة V6.8</w:t>
       </w:r>
     </w:p>
     <w:p>

--- a/docs/nusuk-guide.docx
+++ b/docs/nusuk-guide.docx
@@ -81,7 +81,7 @@
           <w:szCs w:val="22"/>
           <w:rtl/>
         </w:rPr>
-        <w:t xml:space="preserve">النسخة V6.8</w:t>
+        <w:t xml:space="preserve">النسخة V6.9</w:t>
       </w:r>
     </w:p>
     <w:p>

--- a/docs/nusuk-guide.docx
+++ b/docs/nusuk-guide.docx
@@ -81,7 +81,7 @@
           <w:szCs w:val="22"/>
           <w:rtl/>
         </w:rPr>
-        <w:t xml:space="preserve">النسخة V6.9</w:t>
+        <w:t xml:space="preserve">النسخة V7.0</w:t>
       </w:r>
     </w:p>
     <w:p>

--- a/docs/nusuk-guide.docx
+++ b/docs/nusuk-guide.docx
@@ -81,7 +81,7 @@
           <w:szCs w:val="22"/>
           <w:rtl/>
         </w:rPr>
-        <w:t xml:space="preserve">النسخة V7.0</w:t>
+        <w:t xml:space="preserve">النسخة V7.1</w:t>
       </w:r>
     </w:p>
     <w:p>

--- a/docs/nusuk-guide.docx
+++ b/docs/nusuk-guide.docx
@@ -81,7 +81,7 @@
           <w:szCs w:val="22"/>
           <w:rtl/>
         </w:rPr>
-        <w:t xml:space="preserve">النسخة V7.1</w:t>
+        <w:t xml:space="preserve">النسخة V7.2</w:t>
       </w:r>
     </w:p>
     <w:p>

--- a/docs/nusuk-guide.docx
+++ b/docs/nusuk-guide.docx
@@ -81,7 +81,7 @@
           <w:szCs w:val="22"/>
           <w:rtl/>
         </w:rPr>
-        <w:t xml:space="preserve">النسخة V7.2</w:t>
+        <w:t xml:space="preserve">النسخة V7.3</w:t>
       </w:r>
     </w:p>
     <w:p>

--- a/docs/nusuk-guide.docx
+++ b/docs/nusuk-guide.docx
@@ -81,7 +81,7 @@
           <w:szCs w:val="22"/>
           <w:rtl/>
         </w:rPr>
-        <w:t xml:space="preserve">النسخة V7.3</w:t>
+        <w:t xml:space="preserve">النسخة V7.4</w:t>
       </w:r>
     </w:p>
     <w:p>

--- a/docs/nusuk-guide.docx
+++ b/docs/nusuk-guide.docx
@@ -81,7 +81,7 @@
           <w:szCs w:val="22"/>
           <w:rtl/>
         </w:rPr>
-        <w:t xml:space="preserve">النسخة V7.4</w:t>
+        <w:t xml:space="preserve">النسخة V7.5</w:t>
       </w:r>
     </w:p>
     <w:p>

--- a/docs/nusuk-guide.docx
+++ b/docs/nusuk-guide.docx
@@ -81,7 +81,7 @@
           <w:szCs w:val="22"/>
           <w:rtl/>
         </w:rPr>
-        <w:t xml:space="preserve">النسخة V7.5</w:t>
+        <w:t xml:space="preserve">النسخة V7.6</w:t>
       </w:r>
     </w:p>
     <w:p>

--- a/docs/nusuk-guide.docx
+++ b/docs/nusuk-guide.docx
@@ -81,7 +81,7 @@
           <w:szCs w:val="22"/>
           <w:rtl/>
         </w:rPr>
-        <w:t xml:space="preserve">النسخة V7.6</w:t>
+        <w:t xml:space="preserve">النسخة V7.7</w:t>
       </w:r>
     </w:p>
     <w:p>

--- a/docs/nusuk-guide.docx
+++ b/docs/nusuk-guide.docx
@@ -65,7 +65,7 @@
           <w:szCs w:val="22"/>
           <w:rtl/>
         </w:rPr>
-        <w:t xml:space="preserve">أفاقي — إدارة متابعة المشروع</w:t>
+        <w:t xml:space="preserve">أفاقي — إدارة المشروع</w:t>
       </w:r>
     </w:p>
     <w:p>
@@ -81,7 +81,7 @@
           <w:szCs w:val="22"/>
           <w:rtl/>
         </w:rPr>
-        <w:t xml:space="preserve">النسخة V7.7</w:t>
+        <w:t xml:space="preserve">النسخة V7.8</w:t>
       </w:r>
     </w:p>
     <w:p>
@@ -142,7 +142,7 @@
           <w:szCs w:val="22"/>
           <w:rtl/>
         </w:rPr>
-        <w:t xml:space="preserve">نظام واحد يتابع تركيب متابعة المشروع في المشاعر المقدسة، من لحظة وقوف المشرف أمام المخيم حتى اعتماد المهندس لسيريال الجهاز المركّب. يعمل على الموبايل كتطبيق، ويعمل بلا إنترنت ثم يزامن نفسه تلقائيًا أول ما تعود الشبكة.</w:t>
+        <w:t xml:space="preserve">نظام واحد يتابع تركيب القارئات في المشاعر المقدسة، من لحظة وقوف المشرف أمام المخيم حتى اعتماد المهندس لسيريال الجهاز المركّب. يعمل على الجهاز كتطبيق، ويعمل بلا إنترنت ثم يزامن نفسه تلقائيًا أول ما تعود الشبكة.</w:t>
       </w:r>
     </w:p>
     <w:p>
@@ -794,7 +794,7 @@
                 <w:szCs w:val="20"/>
                 <w:rtl/>
               </w:rPr>
-              <w:t xml:space="preserve">فني ميداني على الموبايل</w:t>
+              <w:t xml:space="preserve">فني ميداني على الجهاز</w:t>
             </w:r>
           </w:p>
         </w:tc>
@@ -1700,7 +1700,7 @@
                 <w:szCs w:val="20"/>
                 <w:rtl/>
               </w:rPr>
-              <w:t xml:space="preserve">سلامة خط الإنتاج · توزيع الفرق والإسناد · إشعار الشركات · العُهدة</w:t>
+              <w:t xml:space="preserve">سلامة خط الأنتاج · توزيع الفرق والإسناد · إشعار الشركات · العُهدة</w:t>
             </w:r>
           </w:p>
         </w:tc>
@@ -1792,7 +1792,7 @@
                 <w:szCs w:val="20"/>
                 <w:rtl/>
               </w:rPr>
-              <w:t xml:space="preserve">المسح الميداني · التحديات · المتعذّر والراكد · التدقيق · إنتاجية الفريق · السباق</w:t>
+              <w:t xml:space="preserve">المسح الميداني · التحديات · المتعذّر والراكد · التدقيق · أنتاجية الفريق · السباق</w:t>
             </w:r>
           </w:p>
         </w:tc>

--- a/docs/nusuk-guide.docx
+++ b/docs/nusuk-guide.docx
@@ -81,7 +81,7 @@
           <w:szCs w:val="22"/>
           <w:rtl/>
         </w:rPr>
-        <w:t xml:space="preserve">النسخة V7.8</w:t>
+        <w:t xml:space="preserve">النسخة V7.9</w:t>
       </w:r>
     </w:p>
     <w:p>

--- a/docs/nusuk-guide.docx
+++ b/docs/nusuk-guide.docx
@@ -81,7 +81,7 @@
           <w:szCs w:val="22"/>
           <w:rtl/>
         </w:rPr>
-        <w:t xml:space="preserve">النسخة V7.9</w:t>
+        <w:t xml:space="preserve">النسخة V8.0</w:t>
       </w:r>
     </w:p>
     <w:p>

--- a/docs/nusuk-guide.docx
+++ b/docs/nusuk-guide.docx
@@ -81,7 +81,7 @@
           <w:szCs w:val="22"/>
           <w:rtl/>
         </w:rPr>
-        <w:t xml:space="preserve">النسخة V8.0</w:t>
+        <w:t xml:space="preserve">النسخة V8.1</w:t>
       </w:r>
     </w:p>
     <w:p>

--- a/docs/nusuk-guide.docx
+++ b/docs/nusuk-guide.docx
@@ -81,7 +81,7 @@
           <w:szCs w:val="22"/>
           <w:rtl/>
         </w:rPr>
-        <w:t xml:space="preserve">النسخة V8.1</w:t>
+        <w:t xml:space="preserve">النسخة V8.2</w:t>
       </w:r>
     </w:p>
     <w:p>
@@ -1370,7 +1370,7 @@
           <w:szCs w:val="22"/>
           <w:rtl/>
         </w:rPr>
-        <w:t xml:space="preserve">كل نقطة مركّبة تدخل طابور التدقيق. المهندس يُدخل سيريال القارئ ويعتمد، أو يُرجعها للفريق مع ملاحظة فتعود «قيد التركيب». والنظام ينبّه تلقائيًا لو كان السيريال مكررًا أو غير موجود في سجل الأجهزة.</w:t>
+        <w:t xml:space="preserve">كل نقطة مركّبة تدخل طابور التدقيق. المهندس يُدخل سيريال القارئ ويعتمد، أو يُرجعها للفريق مع ملاحظة فتعود «مجدول». والنظام ينبّه تلقائيًا لو كان السيريال مكررًا أو غير موجود في سجل الأجهزة.</w:t>
       </w:r>
     </w:p>
     <w:p>
@@ -3056,7 +3056,7 @@
           <w:szCs w:val="22"/>
           <w:rtl/>
         </w:rPr>
-        <w:t xml:space="preserve">لكل مستخدم جرس بعدّاد يعرض ما يخصّه هو فقط: الفني يرى ما أُسند إليه وما أُرجع من تدقيقه، والمهندس يرى البلاغات والمتعذّر والمقترحات التي تحتاج قرارًا، والوزارة لا تُزعج إطلاقًا. ولا يُنبَّه أحد على فعل نفسه، ولا توجد تنبيهات منبثقة تقاطع العمل.</w:t>
+        <w:t xml:space="preserve">لكل مستخدم جرس بعدّاد يعرض ما يخصّه هو فقط: الفني يرى ما أُسند إليه وما أُرجع من تدقيقه، والمهندس يرى البلاغات والمتعذّر والمقترحات التي تحتاج قرارًا، . ولا يُنبَّه أحد على فعل نفسه، ولا توجد تنبيهات منبثقة تقاطع العمل.</w:t>
       </w:r>
     </w:p>
     <w:p>

--- a/docs/nusuk-guide.docx
+++ b/docs/nusuk-guide.docx
@@ -81,7 +81,7 @@
           <w:szCs w:val="22"/>
           <w:rtl/>
         </w:rPr>
-        <w:t xml:space="preserve">النسخة V8.2</w:t>
+        <w:t xml:space="preserve">النسخة V8.3</w:t>
       </w:r>
     </w:p>
     <w:p>
@@ -1247,7 +1247,7 @@
           <w:szCs w:val="22"/>
           <w:rtl/>
         </w:rPr>
-        <w:t xml:space="preserve">المكتب يراجع الممسوح ويقرر ما يدخل خطة التركيب. النظام يعرض للمهندس طابور «جاهز للجدولة» مرتبًا بالأقدم، ويحذّره لو دخلت نقطة الجدولة قبل مسحها.</w:t>
+        <w:t xml:space="preserve">المكتب يراجع الممسوح ويقرر ما يدخل خطة التركيب. النظام يعرض للمهندس قائمة انتظار «جاهز للجدولة» مرتبًا بالأقدم، ويحذّره لو دخلت نقطة الجدولة قبل مسحها.</w:t>
       </w:r>
     </w:p>
     <w:p>
@@ -1370,7 +1370,7 @@
           <w:szCs w:val="22"/>
           <w:rtl/>
         </w:rPr>
-        <w:t xml:space="preserve">كل نقطة مركّبة تدخل طابور التدقيق. المهندس يُدخل سيريال القارئ ويعتمد، أو يُرجعها للفريق مع ملاحظة فتعود «مجدول». والنظام ينبّه تلقائيًا لو كان السيريال مكررًا أو غير موجود في سجل الأجهزة.</w:t>
+        <w:t xml:space="preserve">كل نقطة مركّبة تدخل قائمة انتظار التدقيق. المهندس يُدخل سيريال القارئ ويعتمد، أو يُرجعها للفريق مع ملاحظة فتعود «مجدول». والنظام ينبّه تلقائيًا لو كان السيريال مكررًا أو غير موجود في سجل الأجهزة.</w:t>
       </w:r>
     </w:p>
     <w:p>
@@ -3056,7 +3056,7 @@
           <w:szCs w:val="22"/>
           <w:rtl/>
         </w:rPr>
-        <w:t xml:space="preserve">لكل مستخدم جرس بعدّاد يعرض ما يخصّه هو فقط: الفني يرى ما أُسند إليه وما أُرجع من تدقيقه، والمهندس يرى البلاغات والمتعذّر والمقترحات التي تحتاج قرارًا، . ولا يُنبَّه أحد على فعل نفسه، ولا توجد تنبيهات منبثقة تقاطع العمل.</w:t>
+        <w:t xml:space="preserve">لكل مستخدم جرس بعدّاد يعرض ما يخصّه هو فقط: الفني يرى ما أُسند إليه وما أُرجع من تدقيقه، والمهندس يرى البلاغات والمتعذّر والمقترحات التي تحتاج قرارًا، . ولا يصل أحدًا تنبيه عن عمله هو، ولا يقفز أي تنبيه على شاشتك أثناء العمل.</w:t>
       </w:r>
     </w:p>
     <w:p>
@@ -3261,7 +3261,7 @@
           <w:szCs w:val="22"/>
           <w:rtl/>
         </w:rPr>
-        <w:t xml:space="preserve">السيريال يُدخل عند التدقيق ويُطابق مع سجل الأجهزة المستورد من نظام العميل. أي تكرار أو سيريال غير معروف يُنبَّه عليه قبل الاعتماد.</w:t>
+        <w:t xml:space="preserve">السيريال يُدخل عند التدقيق ويُطابق مع سجل الأجهزة المستورد من نظام العميل. أي سيريال مكرّر أو غير معروف يظهر تحذير عنه قبل الاعتماد.</w:t>
       </w:r>
     </w:p>
     <w:p>

--- a/docs/nusuk-guide.docx
+++ b/docs/nusuk-guide.docx
@@ -81,7 +81,7 @@
           <w:szCs w:val="22"/>
           <w:rtl/>
         </w:rPr>
-        <w:t xml:space="preserve">النسخة V8.3</w:t>
+        <w:t xml:space="preserve">النسخة V8.4</w:t>
       </w:r>
     </w:p>
     <w:p>
@@ -3056,7 +3056,7 @@
           <w:szCs w:val="22"/>
           <w:rtl/>
         </w:rPr>
-        <w:t xml:space="preserve">لكل مستخدم جرس بعدّاد يعرض ما يخصّه هو فقط: الفني يرى ما أُسند إليه وما أُرجع من تدقيقه، والمهندس يرى البلاغات والمتعذّر والمقترحات التي تحتاج قرارًا، . ولا يصل أحدًا تنبيه عن عمله هو، ولا يقفز أي تنبيه على شاشتك أثناء العمل.</w:t>
+        <w:t xml:space="preserve">لكل مستخدم جرس بعدّاد يعرض ما يخصّه هو فقط: الفني يرى ما أُسند إليه وما أُرجع من تدقيقه، والمهندس يرى البلاغات والمتعذّر والمقترحات التي تحتاج قرارًا، . ولا يصل أحدًا تنبيه عن عمله هو، ولا يظهر أي تنبيه على شاشتك أثناء العمل.</w:t>
       </w:r>
     </w:p>
     <w:p>

--- a/docs/nusuk-guide.docx
+++ b/docs/nusuk-guide.docx
@@ -81,7 +81,7 @@
           <w:szCs w:val="22"/>
           <w:rtl/>
         </w:rPr>
-        <w:t xml:space="preserve">النسخة V8.4</w:t>
+        <w:t xml:space="preserve">النسخة V8.5</w:t>
       </w:r>
     </w:p>
     <w:p>
@@ -2002,7 +2002,7 @@
           <w:szCs w:val="22"/>
           <w:rtl/>
         </w:rPr>
-        <w:t xml:space="preserve">رقم الشاخص بصيغة موحّدة إلزامية (أرقام/أرقام)، ويُصدَّر إلى إكسل كنص حتى لا يحوّله البرنامج إلى تاريخ.</w:t>
+        <w:t xml:space="preserve">رقم الشاخص بصيغة موحّدة إلزامية (اسم المخيم/رقم الشارع)، ويُصدَّر إلى إكسل كنص حتى لا يحوّله البرنامج إلى تاريخ.</w:t>
       </w:r>
     </w:p>
     <w:p>

--- a/docs/nusuk-guide.docx
+++ b/docs/nusuk-guide.docx
@@ -81,7 +81,7 @@
           <w:szCs w:val="22"/>
           <w:rtl/>
         </w:rPr>
-        <w:t xml:space="preserve">النسخة V8.5</w:t>
+        <w:t xml:space="preserve">النسخة V8.6</w:t>
       </w:r>
     </w:p>
     <w:p>

--- a/docs/nusuk-guide.docx
+++ b/docs/nusuk-guide.docx
@@ -81,7 +81,7 @@
           <w:szCs w:val="22"/>
           <w:rtl/>
         </w:rPr>
-        <w:t xml:space="preserve">النسخة V8.6</w:t>
+        <w:t xml:space="preserve">النسخة V8.7</w:t>
       </w:r>
     </w:p>
     <w:p>
@@ -2002,7 +2002,7 @@
           <w:szCs w:val="22"/>
           <w:rtl/>
         </w:rPr>
-        <w:t xml:space="preserve">رقم الشاخص بصيغة موحّدة إلزامية (اسم المخيم/رقم الشارع)، ويُصدَّر إلى إكسل كنص حتى لا يحوّله البرنامج إلى تاريخ.</w:t>
+        <w:t xml:space="preserve">رقم الشاخص بصيغة موحّدة إلزامية (اسم الخيمة/رقم الشارع)، ويُصدَّر إلى إكسل كنص حتى لا يحوّله البرنامج إلى تاريخ.</w:t>
       </w:r>
     </w:p>
     <w:p>

--- a/docs/nusuk-guide.docx
+++ b/docs/nusuk-guide.docx
@@ -81,7 +81,7 @@
           <w:szCs w:val="22"/>
           <w:rtl/>
         </w:rPr>
-        <w:t xml:space="preserve">النسخة V8.7</w:t>
+        <w:t xml:space="preserve">النسخة V8.8</w:t>
       </w:r>
     </w:p>
     <w:p>

--- a/docs/nusuk-guide.docx
+++ b/docs/nusuk-guide.docx
@@ -81,7 +81,7 @@
           <w:szCs w:val="22"/>
           <w:rtl/>
         </w:rPr>
-        <w:t xml:space="preserve">النسخة V8.8</w:t>
+        <w:t xml:space="preserve">النسخة V8.9</w:t>
       </w:r>
     </w:p>
     <w:p>

--- a/docs/nusuk-guide.docx
+++ b/docs/nusuk-guide.docx
@@ -81,7 +81,7 @@
           <w:szCs w:val="22"/>
           <w:rtl/>
         </w:rPr>
-        <w:t xml:space="preserve">النسخة V8.9</w:t>
+        <w:t xml:space="preserve">النسخة V9.0</w:t>
       </w:r>
     </w:p>
     <w:p>

--- a/docs/nusuk-guide.docx
+++ b/docs/nusuk-guide.docx
@@ -81,7 +81,7 @@
           <w:szCs w:val="22"/>
           <w:rtl/>
         </w:rPr>
-        <w:t xml:space="preserve">النسخة V9.0</w:t>
+        <w:t xml:space="preserve">النسخة V9.1</w:t>
       </w:r>
     </w:p>
     <w:p>

--- a/docs/nusuk-guide.docx
+++ b/docs/nusuk-guide.docx
@@ -81,7 +81,7 @@
           <w:szCs w:val="22"/>
           <w:rtl/>
         </w:rPr>
-        <w:t xml:space="preserve">النسخة V9.1</w:t>
+        <w:t xml:space="preserve">النسخة V9.2</w:t>
       </w:r>
     </w:p>
     <w:p>

--- a/docs/nusuk-guide.docx
+++ b/docs/nusuk-guide.docx
@@ -81,7 +81,7 @@
           <w:szCs w:val="22"/>
           <w:rtl/>
         </w:rPr>
-        <w:t xml:space="preserve">النسخة V9.2</w:t>
+        <w:t xml:space="preserve">النسخة V9.3</w:t>
       </w:r>
     </w:p>
     <w:p>

--- a/docs/nusuk-guide.docx
+++ b/docs/nusuk-guide.docx
@@ -81,7 +81,7 @@
           <w:szCs w:val="22"/>
           <w:rtl/>
         </w:rPr>
-        <w:t xml:space="preserve">النسخة V9.3</w:t>
+        <w:t xml:space="preserve">النسخة V9.4</w:t>
       </w:r>
     </w:p>
     <w:p>

--- a/docs/nusuk-guide.docx
+++ b/docs/nusuk-guide.docx
@@ -81,7 +81,7 @@
           <w:szCs w:val="22"/>
           <w:rtl/>
         </w:rPr>
-        <w:t xml:space="preserve">النسخة V9.4</w:t>
+        <w:t xml:space="preserve">النسخة V9.5</w:t>
       </w:r>
     </w:p>
     <w:p>

--- a/docs/nusuk-guide.docx
+++ b/docs/nusuk-guide.docx
@@ -81,7 +81,7 @@
           <w:szCs w:val="22"/>
           <w:rtl/>
         </w:rPr>
-        <w:t xml:space="preserve">النسخة V9.5</w:t>
+        <w:t xml:space="preserve">النسخة V9.6</w:t>
       </w:r>
     </w:p>
     <w:p>

--- a/docs/nusuk-guide.docx
+++ b/docs/nusuk-guide.docx
@@ -81,7 +81,7 @@
           <w:szCs w:val="22"/>
           <w:rtl/>
         </w:rPr>
-        <w:t xml:space="preserve">النسخة V9.6</w:t>
+        <w:t xml:space="preserve">النسخة V9.7</w:t>
       </w:r>
     </w:p>
     <w:p>

--- a/docs/nusuk-guide.docx
+++ b/docs/nusuk-guide.docx
@@ -81,7 +81,7 @@
           <w:szCs w:val="22"/>
           <w:rtl/>
         </w:rPr>
-        <w:t xml:space="preserve">النسخة V9.7</w:t>
+        <w:t xml:space="preserve">النسخة V9.8</w:t>
       </w:r>
     </w:p>
     <w:p>

--- a/docs/nusuk-guide.docx
+++ b/docs/nusuk-guide.docx
@@ -81,7 +81,7 @@
           <w:szCs w:val="22"/>
           <w:rtl/>
         </w:rPr>
-        <w:t xml:space="preserve">النسخة V9.8</w:t>
+        <w:t xml:space="preserve">النسخة V9.9</w:t>
       </w:r>
     </w:p>
     <w:p>

--- a/docs/nusuk-guide.docx
+++ b/docs/nusuk-guide.docx
@@ -81,7 +81,7 @@
           <w:szCs w:val="22"/>
           <w:rtl/>
         </w:rPr>
-        <w:t xml:space="preserve">النسخة V9.9</w:t>
+        <w:t xml:space="preserve">النسخة V10.0</w:t>
       </w:r>
     </w:p>
     <w:p>

--- a/docs/nusuk-guide.docx
+++ b/docs/nusuk-guide.docx
@@ -81,7 +81,7 @@
           <w:szCs w:val="22"/>
           <w:rtl/>
         </w:rPr>
-        <w:t xml:space="preserve">النسخة V10.0</w:t>
+        <w:t xml:space="preserve">النسخة V10.1</w:t>
       </w:r>
     </w:p>
     <w:p>

--- a/docs/nusuk-guide.docx
+++ b/docs/nusuk-guide.docx
@@ -81,7 +81,7 @@
           <w:szCs w:val="22"/>
           <w:rtl/>
         </w:rPr>
-        <w:t xml:space="preserve">النسخة V10.1</w:t>
+        <w:t xml:space="preserve">النسخة V10.2</w:t>
       </w:r>
     </w:p>
     <w:p>

--- a/docs/nusuk-guide.docx
+++ b/docs/nusuk-guide.docx
@@ -81,7 +81,7 @@
           <w:szCs w:val="22"/>
           <w:rtl/>
         </w:rPr>
-        <w:t xml:space="preserve">النسخة V10.2</w:t>
+        <w:t xml:space="preserve">النسخة V10.3</w:t>
       </w:r>
     </w:p>
     <w:p>

--- a/docs/nusuk-guide.docx
+++ b/docs/nusuk-guide.docx
@@ -81,7 +81,7 @@
           <w:szCs w:val="22"/>
           <w:rtl/>
         </w:rPr>
-        <w:t xml:space="preserve">النسخة V10.3</w:t>
+        <w:t xml:space="preserve">النسخة V10.4</w:t>
       </w:r>
     </w:p>
     <w:p>

--- a/docs/nusuk-guide.docx
+++ b/docs/nusuk-guide.docx
@@ -81,7 +81,7 @@
           <w:szCs w:val="22"/>
           <w:rtl/>
         </w:rPr>
-        <w:t xml:space="preserve">النسخة V10.4</w:t>
+        <w:t xml:space="preserve">النسخة V10.5</w:t>
       </w:r>
     </w:p>
     <w:p>

--- a/docs/nusuk-guide.docx
+++ b/docs/nusuk-guide.docx
@@ -81,7 +81,7 @@
           <w:szCs w:val="22"/>
           <w:rtl/>
         </w:rPr>
-        <w:t xml:space="preserve">النسخة V10.5</w:t>
+        <w:t xml:space="preserve">النسخة V10.6</w:t>
       </w:r>
     </w:p>
     <w:p>

--- a/docs/nusuk-guide.docx
+++ b/docs/nusuk-guide.docx
@@ -81,7 +81,7 @@
           <w:szCs w:val="22"/>
           <w:rtl/>
         </w:rPr>
-        <w:t xml:space="preserve">النسخة V10.6</w:t>
+        <w:t xml:space="preserve">النسخة V10.7</w:t>
       </w:r>
     </w:p>
     <w:p>

--- a/docs/nusuk-guide.docx
+++ b/docs/nusuk-guide.docx
@@ -81,7 +81,7 @@
           <w:szCs w:val="22"/>
           <w:rtl/>
         </w:rPr>
-        <w:t xml:space="preserve">النسخة V10.7</w:t>
+        <w:t xml:space="preserve">النسخة V10.8</w:t>
       </w:r>
     </w:p>
     <w:p>

--- a/docs/nusuk-guide.docx
+++ b/docs/nusuk-guide.docx
@@ -81,7 +81,7 @@
           <w:szCs w:val="22"/>
           <w:rtl/>
         </w:rPr>
-        <w:t xml:space="preserve">النسخة V10.8</w:t>
+        <w:t xml:space="preserve">النسخة V10.9</w:t>
       </w:r>
     </w:p>
     <w:p>

--- a/docs/nusuk-guide.docx
+++ b/docs/nusuk-guide.docx
@@ -81,7 +81,7 @@
           <w:szCs w:val="22"/>
           <w:rtl/>
         </w:rPr>
-        <w:t xml:space="preserve">النسخة V10.9</w:t>
+        <w:t xml:space="preserve">النسخة V11.0</w:t>
       </w:r>
     </w:p>
     <w:p>

--- a/docs/nusuk-guide.docx
+++ b/docs/nusuk-guide.docx
@@ -81,7 +81,7 @@
           <w:szCs w:val="22"/>
           <w:rtl/>
         </w:rPr>
-        <w:t xml:space="preserve">النسخة V11.0</w:t>
+        <w:t xml:space="preserve">النسخة V11.1</w:t>
       </w:r>
     </w:p>
     <w:p>

--- a/docs/nusuk-guide.docx
+++ b/docs/nusuk-guide.docx
@@ -81,7 +81,7 @@
           <w:szCs w:val="22"/>
           <w:rtl/>
         </w:rPr>
-        <w:t xml:space="preserve">النسخة V11.1</w:t>
+        <w:t xml:space="preserve">النسخة V11.2</w:t>
       </w:r>
     </w:p>
     <w:p>

--- a/docs/nusuk-guide.docx
+++ b/docs/nusuk-guide.docx
@@ -81,7 +81,7 @@
           <w:szCs w:val="22"/>
           <w:rtl/>
         </w:rPr>
-        <w:t xml:space="preserve">النسخة V11.2</w:t>
+        <w:t xml:space="preserve">النسخة V11.3</w:t>
       </w:r>
     </w:p>
     <w:p>

--- a/docs/nusuk-guide.docx
+++ b/docs/nusuk-guide.docx
@@ -81,7 +81,7 @@
           <w:szCs w:val="22"/>
           <w:rtl/>
         </w:rPr>
-        <w:t xml:space="preserve">النسخة V11.3</w:t>
+        <w:t xml:space="preserve">النسخة V11.4</w:t>
       </w:r>
     </w:p>
     <w:p>

--- a/docs/nusuk-guide.docx
+++ b/docs/nusuk-guide.docx
@@ -81,7 +81,7 @@
           <w:szCs w:val="22"/>
           <w:rtl/>
         </w:rPr>
-        <w:t xml:space="preserve">النسخة V11.4</w:t>
+        <w:t xml:space="preserve">النسخة V11.5</w:t>
       </w:r>
     </w:p>
     <w:p>

--- a/docs/nusuk-guide.docx
+++ b/docs/nusuk-guide.docx
@@ -81,7 +81,7 @@
           <w:szCs w:val="22"/>
           <w:rtl/>
         </w:rPr>
-        <w:t xml:space="preserve">النسخة V11.5</w:t>
+        <w:t xml:space="preserve">النسخة V11.6</w:t>
       </w:r>
     </w:p>
     <w:p>

--- a/docs/nusuk-guide.docx
+++ b/docs/nusuk-guide.docx
@@ -81,7 +81,7 @@
           <w:szCs w:val="22"/>
           <w:rtl/>
         </w:rPr>
-        <w:t xml:space="preserve">النسخة V11.6</w:t>
+        <w:t xml:space="preserve">النسخة V11.7</w:t>
       </w:r>
     </w:p>
     <w:p>

--- a/docs/nusuk-guide.docx
+++ b/docs/nusuk-guide.docx
@@ -81,7 +81,7 @@
           <w:szCs w:val="22"/>
           <w:rtl/>
         </w:rPr>
-        <w:t xml:space="preserve">النسخة V11.7</w:t>
+        <w:t xml:space="preserve">النسخة V11.8</w:t>
       </w:r>
     </w:p>
     <w:p>

--- a/docs/nusuk-guide.docx
+++ b/docs/nusuk-guide.docx
@@ -81,7 +81,7 @@
           <w:szCs w:val="22"/>
           <w:rtl/>
         </w:rPr>
-        <w:t xml:space="preserve">النسخة V11.8</w:t>
+        <w:t xml:space="preserve">النسخة V11.9</w:t>
       </w:r>
     </w:p>
     <w:p>

--- a/docs/nusuk-guide.docx
+++ b/docs/nusuk-guide.docx
@@ -81,7 +81,7 @@
           <w:szCs w:val="22"/>
           <w:rtl/>
         </w:rPr>
-        <w:t xml:space="preserve">النسخة V11.9</w:t>
+        <w:t xml:space="preserve">النسخة V12.0</w:t>
       </w:r>
     </w:p>
     <w:p>

--- a/docs/nusuk-guide.docx
+++ b/docs/nusuk-guide.docx
@@ -81,7 +81,7 @@
           <w:szCs w:val="22"/>
           <w:rtl/>
         </w:rPr>
-        <w:t xml:space="preserve">النسخة V12.0</w:t>
+        <w:t xml:space="preserve">النسخة V12.1</w:t>
       </w:r>
     </w:p>
     <w:p>

--- a/docs/nusuk-guide.docx
+++ b/docs/nusuk-guide.docx
@@ -81,7 +81,7 @@
           <w:szCs w:val="22"/>
           <w:rtl/>
         </w:rPr>
-        <w:t xml:space="preserve">النسخة V12.1</w:t>
+        <w:t xml:space="preserve">النسخة V12.2</w:t>
       </w:r>
     </w:p>
     <w:p>

--- a/docs/nusuk-guide.docx
+++ b/docs/nusuk-guide.docx
@@ -4,6 +4,7 @@
   <w:body>
     <w:p>
       <w:pPr>
+        <w:bidi/>
         <w:spacing w:after="0" w:before="1900"/>
         <w:jc w:val="center"/>
       </w:pPr>
@@ -22,6 +23,7 @@
     </w:p>
     <w:p>
       <w:pPr>
+        <w:bidi/>
         <w:spacing w:after="60" w:before="120"/>
         <w:jc w:val="center"/>
       </w:pPr>
@@ -38,6 +40,7 @@
     </w:p>
     <w:p>
       <w:pPr>
+        <w:bidi/>
         <w:spacing w:after="900" w:before="0"/>
         <w:jc w:val="center"/>
       </w:pPr>
@@ -54,6 +57,7 @@
     </w:p>
     <w:p>
       <w:pPr>
+        <w:bidi/>
         <w:spacing w:after="40"/>
         <w:jc w:val="center"/>
       </w:pPr>
@@ -70,6 +74,7 @@
     </w:p>
     <w:p>
       <w:pPr>
+        <w:bidi/>
         <w:spacing w:after="40"/>
         <w:jc w:val="center"/>
       </w:pPr>
@@ -81,11 +86,12 @@
           <w:szCs w:val="22"/>
           <w:rtl/>
         </w:rPr>
-        <w:t xml:space="preserve">النسخة V12.2</w:t>
-      </w:r>
-    </w:p>
-    <w:p>
-      <w:pPr>
+        <w:t xml:space="preserve">النسخة V12.3</w:t>
+      </w:r>
+    </w:p>
+    <w:p>
+      <w:pPr>
+        <w:bidi/>
         <w:jc w:val="center"/>
       </w:pPr>
       <w:r>
@@ -100,6 +106,9 @@
       </w:r>
     </w:p>
     <w:p>
+      <w:pPr>
+        <w:bidi/>
+      </w:pPr>
       <w:r>
         <w:br w:type="page"/>
       </w:r>

--- a/docs/nusuk-guide.docx
+++ b/docs/nusuk-guide.docx
@@ -86,7 +86,7 @@
           <w:szCs w:val="22"/>
           <w:rtl/>
         </w:rPr>
-        <w:t xml:space="preserve">النسخة V12.3</w:t>
+        <w:t xml:space="preserve">النسخة V12.4</w:t>
       </w:r>
     </w:p>
     <w:p>

--- a/docs/nusuk-guide.docx
+++ b/docs/nusuk-guide.docx
@@ -86,7 +86,7 @@
           <w:szCs w:val="22"/>
           <w:rtl/>
         </w:rPr>
-        <w:t xml:space="preserve">النسخة V12.4</w:t>
+        <w:t xml:space="preserve">النسخة V12.5</w:t>
       </w:r>
     </w:p>
     <w:p>

--- a/docs/nusuk-guide.docx
+++ b/docs/nusuk-guide.docx
@@ -86,7 +86,7 @@
           <w:szCs w:val="22"/>
           <w:rtl/>
         </w:rPr>
-        <w:t xml:space="preserve">النسخة V12.5</w:t>
+        <w:t xml:space="preserve">النسخة V12.6</w:t>
       </w:r>
     </w:p>
     <w:p>

--- a/docs/nusuk-guide.docx
+++ b/docs/nusuk-guide.docx
@@ -86,7 +86,7 @@
           <w:szCs w:val="22"/>
           <w:rtl/>
         </w:rPr>
-        <w:t xml:space="preserve">النسخة V12.6</w:t>
+        <w:t xml:space="preserve">النسخة V12.7</w:t>
       </w:r>
     </w:p>
     <w:p>

--- a/docs/nusuk-guide.docx
+++ b/docs/nusuk-guide.docx
@@ -86,7 +86,7 @@
           <w:szCs w:val="22"/>
           <w:rtl/>
         </w:rPr>
-        <w:t xml:space="preserve">النسخة V12.7</w:t>
+        <w:t xml:space="preserve">النسخة V12.8</w:t>
       </w:r>
     </w:p>
     <w:p>

--- a/docs/nusuk-guide.docx
+++ b/docs/nusuk-guide.docx
@@ -86,7 +86,7 @@
           <w:szCs w:val="22"/>
           <w:rtl/>
         </w:rPr>
-        <w:t xml:space="preserve">النسخة V12.8</w:t>
+        <w:t xml:space="preserve">النسخة V12.9</w:t>
       </w:r>
     </w:p>
     <w:p>

--- a/docs/nusuk-guide.docx
+++ b/docs/nusuk-guide.docx
@@ -86,7 +86,7 @@
           <w:szCs w:val="22"/>
           <w:rtl/>
         </w:rPr>
-        <w:t xml:space="preserve">النسخة V12.9</w:t>
+        <w:t xml:space="preserve">النسخة V13.0</w:t>
       </w:r>
     </w:p>
     <w:p>

--- a/docs/nusuk-guide.docx
+++ b/docs/nusuk-guide.docx
@@ -86,7 +86,7 @@
           <w:szCs w:val="22"/>
           <w:rtl/>
         </w:rPr>
-        <w:t xml:space="preserve">النسخة V13.0</w:t>
+        <w:t xml:space="preserve">النسخة V13.1</w:t>
       </w:r>
     </w:p>
     <w:p>

--- a/docs/nusuk-guide.docx
+++ b/docs/nusuk-guide.docx
@@ -86,7 +86,7 @@
           <w:szCs w:val="22"/>
           <w:rtl/>
         </w:rPr>
-        <w:t xml:space="preserve">النسخة V13.1</w:t>
+        <w:t xml:space="preserve">النسخة V13.2</w:t>
       </w:r>
     </w:p>
     <w:p>

--- a/docs/nusuk-guide.docx
+++ b/docs/nusuk-guide.docx
@@ -86,7 +86,7 @@
           <w:szCs w:val="22"/>
           <w:rtl/>
         </w:rPr>
-        <w:t xml:space="preserve">النسخة V13.2</w:t>
+        <w:t xml:space="preserve">النسخة V13.3</w:t>
       </w:r>
     </w:p>
     <w:p>
